--- a/docs/6. Crossroad - Report.docx
+++ b/docs/6. Crossroad - Report.docx
@@ -201,11 +201,7 @@
         <w:spacing w:after="120" w:before="0" w:line="276" w:lineRule="auto"/>
       </w:pPr>
       <w:r>
-        <w:rPr>
-          <w:sz w:val="21"/>
-          <w:szCs w:val="21"/>
-        </w:rPr>
-        <w:t xml:space="preserve">Five properties were targeted. Each is stated informally here and formalised in Section 4.</w:t>
+        <w:t>Six properties were targeted. Each is stated informally here and formalised in Section 4.</w:t>
       </w:r>
     </w:p>
     <w:tbl>
@@ -397,6 +393,28 @@
         <w:tc>
           <w:tcPr>
             <w:tcW w:type="dxa" w:w="2434"/>
+          </w:tcPr>
+          <w:p>
+            <w:r>
+              <w:t>Strict sequencing</w:t>
+            </w:r>
+          </w:p>
+        </w:tc>
+        <w:tc>
+          <w:tcPr>
+            <w:tcW w:type="dxa" w:w="6926"/>
+          </w:tcPr>
+          <w:p>
+            <w:r>
+              <w:t>Each green is followed by a yellow before red; abrupt green-to-red transitions never occur.</w:t>
+            </w:r>
+          </w:p>
+        </w:tc>
+      </w:tr>
+      <w:tr>
+        <w:tc>
+          <w:tcPr>
+            <w:tcW w:type="dxa" w:w="2434"/>
             <w:tcMar>
               <w:top w:type="dxa" w:w="60"/>
               <w:left w:type="dxa" w:w="90"/>
@@ -487,18 +505,8 @@
             </w:tcMar>
           </w:tcPr>
           <w:p>
-            <w:pPr>
-              <w:spacing w:after="0" w:line="240" w:lineRule="auto"/>
-              <w:jc w:val="center"/>
-            </w:pPr>
-            <w:r>
-              <w:rPr>
-                <w:b w:val="false"/>
-                <w:bCs w:val="false"/>
-                <w:sz w:val="18"/>
-                <w:szCs w:val="18"/>
-              </w:rPr>
-              <w:t xml:space="preserve">Every designed traffic phase is actually attainable from power-on, and no undesigned phase is.</w:t>
+            <w:r>
+              <w:t>Every designed traffic phase is attainable from the reference marking, and no undesigned phase exists.</w:t>
             </w:r>
           </w:p>
         </w:tc>
@@ -1755,14 +1763,7 @@
         <w:jc w:val="center"/>
       </w:pPr>
       <w:r>
-        <w:rPr>
-          <w:i/>
-          <w:iCs/>
-          <w:color w:val="444444"/>
-          <w:sz w:val="18"/>
-          <w:szCs w:val="18"/>
-        </w:rPr>
-        <w:t xml:space="preserve">Figure 1 — FSM state diagram with binary encoding and Moore outputs. Transitions occur on the rising edge of the externally supplied clock.</w:t>
+        <w:t>Figure 1 — FSM state diagram with binary encoding and Moore outputs. Transitions occur on the rising edge of the on-board NE555 astable oscillator. The hardware provides no power-on reset, so power-up lands in an arbitrary state; S0 is shown as the reference marking.</w:t>
       </w:r>
     </w:p>
     <w:p>
@@ -4010,18 +4011,8 @@
             </w:tcMar>
           </w:tcPr>
           <w:p>
-            <w:pPr>
-              <w:spacing w:after="0" w:line="240" w:lineRule="auto"/>
-              <w:jc w:val="center"/>
-            </w:pPr>
-            <w:r>
-              <w:rPr>
-                <w:b/>
-                <w:bCs/>
-                <w:sz w:val="18"/>
-                <w:szCs w:val="18"/>
-              </w:rPr>
-              <w:t xml:space="preserve">Gates required (logic)</w:t>
+            <w:r>
+              <w:t>Units required (logic)</w:t>
             </w:r>
           </w:p>
         </w:tc>
@@ -4037,18 +4028,8 @@
             </w:tcMar>
           </w:tcPr>
           <w:p>
-            <w:pPr>
-              <w:spacing w:after="0" w:line="240" w:lineRule="auto"/>
-              <w:jc w:val="center"/>
-            </w:pPr>
-            <w:r>
-              <w:rPr>
-                <w:b/>
-                <w:bCs/>
-                <w:sz w:val="18"/>
-                <w:szCs w:val="18"/>
-              </w:rPr>
-              <w:t xml:space="preserve">Gates instantiated</w:t>
+            <w:r>
+              <w:t>Units instantiated</w:t>
             </w:r>
           </w:p>
         </w:tc>
@@ -4772,11 +4753,7 @@
         <w:spacing w:after="120" w:before="0" w:line="276" w:lineRule="auto"/>
       </w:pPr>
       <w:r>
-        <w:rPr>
-          <w:sz w:val="21"/>
-          <w:szCs w:val="21"/>
-        </w:rPr>
-        <w:t xml:space="preserve">The four AND outputs and the two red-lamp drivers feed twelve 5 mm LEDs, each through its own 330 Ω series resistor. The junction has four light heads, so every logic signal fans out to two physical LEDs. Power enters on a 2-pin screw terminal at 5 V DC, taken either from a USB power bank via a cut USB lead or from a 4-cell AA holder; D13, a 1N4007 in series with the incoming positive lead, provides reverse-polarity protection.</w:t>
+        <w:t>The four AND outputs and the two red-lamp drivers feed twelve 5 mm LEDs, each through its own 330 Ω series resistor. The junction has four light heads, so every logic signal fans out to two physical LEDs. Power enters on a 2-pin screw terminal at 5 V DC, taken either from a USB power bank via a cut USB lead or from a 4-cell AA holder; the terminal feeds the 5 V rail directly with no reverse-polarity protection. D13, a 1N4007, sits in series with the separate B1 battery footprint only — a second, unfitted input — and protects that input alone.</w:t>
       </w:r>
     </w:p>
     <w:p>
@@ -4941,14 +4918,7 @@
         <w:jc w:val="center"/>
       </w:pPr>
       <w:r>
-        <w:rPr>
-          <w:i/>
-          <w:iCs/>
-          <w:color w:val="444444"/>
-          <w:sz w:val="18"/>
-          <w:szCs w:val="18"/>
-        </w:rPr>
-        <w:t xml:space="preserve">Figure 4 — Gate-level schematic. U1 (NE555) with R13, R14, C1 and C2 forms the clock; its output drives both CLK pins of the 74HCT74. The 74HCT86 XOR generates D1, the 74HCT04 inverter bank supplies the complements, and four 74HC08 AND gates generate the output minterms feeding the twelve LED branches. Power arrives on the single 2-pin screw terminal, protected by D13. B1 is a simulation source and has no counterpart on the board.</w:t>
+        <w:t>Figure 4 — Gate-level schematic. U1 (NE555) with R13, R14, C1 and C2 forms the clock; its output drives both CLK pins of the 74HCT74. The 74HCT86 XOR generates D1, the 74HCT04 inverter bank supplies the complements, and four 74HC08 AND gates generate the output minterms feeding the twelve LED branches. Power arrives on the single 2-pin screw terminal with no diode in the path. D13 is in series with the separate, unfitted B1 battery footprint, not with the POWER terminal.</w:t>
       </w:r>
     </w:p>
     <w:p>
@@ -5016,11 +4986,7 @@
         <w:spacing w:after="100" w:before="0" w:line="276" w:lineRule="auto"/>
       </w:pPr>
       <w:r>
-        <w:rPr>
-          <w:sz w:val="21"/>
-          <w:szCs w:val="21"/>
-        </w:rPr>
-        <w:t xml:space="preserve">Reachability. From the power-on state S0 the trace ⟨clk⟩ reaches S1, ⟨clk, clk⟩ reaches S2 and ⟨clk, clk, clk⟩ reaches S3. The reachable set is therefore exactly {S0, S1, S2, S3}: every designed phase is attainable and, since Proc has only four elements, no undesigned phase exists.</w:t>
+        <w:t>Reachability. Taking M0 as S0 — the board has no reset circuit, so power-up lands in an arbitrary one of the four states, and the argument below is insensitive to which — the trace ⟨clk⟩ reaches S1, ⟨clk, clk⟩ reaches S2 and ⟨clk, clk, clk⟩ reaches S3. The reachable set is therefore exactly {S0, S1, S2, S3}: every designed phase is attainable and, since Proc has only four elements, no undesigned phase exists.</w:t>
       </w:r>
     </w:p>
     <w:p>
@@ -5069,11 +5035,7 @@
         <w:spacing w:after="120" w:before="0" w:line="276" w:lineRule="auto"/>
       </w:pPr>
       <w:r>
-        <w:rPr>
-          <w:sz w:val="21"/>
-          <w:szCs w:val="21"/>
-        </w:rPr>
-        <w:t xml:space="preserve">The net has six places, one per lamp, P = {pGEW, pYEW, pREW, pGNS, pYNS, pRNS}, and four transitions T = {t1, t2, t3, t4}, one per clock-driven phase change. A token in a place means that lamp is energised. At power-on the boulevard is green and the side street is red, so</w:t>
+        <w:t>The net has six places, one per lamp, P = {pGEW, pYEW, pREW, pGNS, pYNS, pRNS}, and four transitions T = {t1, t2, t3, t4}, one per clock-driven phase change. A token in a place means that lamp is energised. The reference marking is S0, with the boulevard green and the side street red, so</w:t>
       </w:r>
     </w:p>
     <w:p>
@@ -5088,6 +5050,11 @@
           <w:szCs w:val="19"/>
         </w:rPr>
         <w:t xml:space="preserve">M0 = (1, 0, 0, 0, 0, 1)ᵀ      ordering (GEW, YEW, REW, GNS, YNS, RNS)</w:t>
+      </w:r>
+    </w:p>
+    <w:p>
+      <w:r>
+        <w:t>The board provides no power-on reset (all Set/Reset pins are tied to VCC), so the physical power-up marking is indeterminate; the invariants below hold for every reachable marking regardless of which state is entered first.</w:t>
       </w:r>
     </w:p>
     <w:p>
@@ -8703,11 +8670,7 @@
         <w:spacing w:after="70" w:line="276" w:lineRule="auto"/>
       </w:pPr>
       <w:r>
-        <w:rPr>
-          <w:sz w:val="21"/>
-          <w:szCs w:val="21"/>
-        </w:rPr>
-        <w:t xml:space="preserve">The four output minterms being mutually exclusive has a useful electrical consequence. Exactly one of the four 74HC08 gates sources LED current at any time, so the package never drives more than one gate-load of LEDs regardless of the state, which keeps supply current within a single gate's budget.</w:t>
+        <w:t>The four output minterms are mutually exclusive, so exactly one of the four 74HC08 gates is active at any time. No current-margin claim is made: each active signal fans out to two LEDs (≈9 mA per LED, ≈18 mA per signal), which is within the absolute-maximum rating but outside the specified operating region — see the electrical-level note in Section 6.</w:t>
       </w:r>
     </w:p>
     <w:p>
@@ -8790,15 +8753,124 @@
       </w:r>
     </w:p>
     <w:p>
+      <w:r>
+        <w:drawing>
+          <wp:inline xmlns:a="http://schemas.openxmlformats.org/drawingml/2006/main" xmlns:pic="http://schemas.openxmlformats.org/drawingml/2006/picture">
+            <wp:extent cx="4572000" cy="3429000"/>
+            <wp:docPr id="2" name="Picture 2"/>
+            <wp:cNvGraphicFramePr>
+              <a:graphicFrameLocks noChangeAspect="1"/>
+            </wp:cNvGraphicFramePr>
+            <a:graphic>
+              <a:graphicData uri="http://schemas.openxmlformats.org/drawingml/2006/picture">
+                <pic:pic>
+                  <pic:nvPicPr>
+                    <pic:cNvPr id="0" name="IMG_3037.jpg"/>
+                    <pic:cNvPicPr/>
+                  </pic:nvPicPr>
+                  <pic:blipFill>
+                    <a:blip r:embed="rId14"/>
+                    <a:stretch>
+                      <a:fillRect/>
+                    </a:stretch>
+                  </pic:blipFill>
+                  <pic:spPr>
+                    <a:xfrm>
+                      <a:off x="0" y="0"/>
+                      <a:ext cx="4572000" cy="3429000"/>
+                    </a:xfrm>
+                    <a:prstGeom prst="rect"/>
+                  </pic:spPr>
+                </pic:pic>
+              </a:graphicData>
+            </a:graphic>
+          </wp:inline>
+        </w:drawing>
+      </w:r>
+    </w:p>
+    <w:p>
+      <w:r>
+        <w:drawing>
+          <wp:inline xmlns:a="http://schemas.openxmlformats.org/drawingml/2006/main" xmlns:pic="http://schemas.openxmlformats.org/drawingml/2006/picture">
+            <wp:extent cx="4572000" cy="3429000"/>
+            <wp:docPr id="3" name="Picture 3"/>
+            <wp:cNvGraphicFramePr>
+              <a:graphicFrameLocks noChangeAspect="1"/>
+            </wp:cNvGraphicFramePr>
+            <a:graphic>
+              <a:graphicData uri="http://schemas.openxmlformats.org/drawingml/2006/picture">
+                <pic:pic>
+                  <pic:nvPicPr>
+                    <pic:cNvPr id="0" name="IMG_3051.jpg"/>
+                    <pic:cNvPicPr/>
+                  </pic:nvPicPr>
+                  <pic:blipFill>
+                    <a:blip r:embed="rId15"/>
+                    <a:stretch>
+                      <a:fillRect/>
+                    </a:stretch>
+                  </pic:blipFill>
+                  <pic:spPr>
+                    <a:xfrm>
+                      <a:off x="0" y="0"/>
+                      <a:ext cx="4572000" cy="3429000"/>
+                    </a:xfrm>
+                    <a:prstGeom prst="rect"/>
+                  </pic:spPr>
+                </pic:pic>
+              </a:graphicData>
+            </a:graphic>
+          </wp:inline>
+        </w:drawing>
+      </w:r>
+    </w:p>
+    <w:p>
+      <w:r>
+        <w:drawing>
+          <wp:inline xmlns:a="http://schemas.openxmlformats.org/drawingml/2006/main" xmlns:pic="http://schemas.openxmlformats.org/drawingml/2006/picture">
+            <wp:extent cx="4572000" cy="3429000"/>
+            <wp:docPr id="4" name="Picture 4"/>
+            <wp:cNvGraphicFramePr>
+              <a:graphicFrameLocks noChangeAspect="1"/>
+            </wp:cNvGraphicFramePr>
+            <a:graphic>
+              <a:graphicData uri="http://schemas.openxmlformats.org/drawingml/2006/picture">
+                <pic:pic>
+                  <pic:nvPicPr>
+                    <pic:cNvPr id="0" name="IMG_3057.jpg"/>
+                    <pic:cNvPicPr/>
+                  </pic:nvPicPr>
+                  <pic:blipFill>
+                    <a:blip r:embed="rId16"/>
+                    <a:stretch>
+                      <a:fillRect/>
+                    </a:stretch>
+                  </pic:blipFill>
+                  <pic:spPr>
+                    <a:xfrm>
+                      <a:off x="0" y="0"/>
+                      <a:ext cx="4572000" cy="3429000"/>
+                    </a:xfrm>
+                    <a:prstGeom prst="rect"/>
+                  </pic:spPr>
+                </pic:pic>
+              </a:graphicData>
+            </a:graphic>
+          </wp:inline>
+        </w:drawing>
+      </w:r>
+    </w:p>
+    <w:p>
+      <w:r>
+        <w:t>Figure 7 — Assembled board photographs (top copper, bottom copper, powered display). The five DIP packages, twelve LEDs, resistor banks, D13 and the single POWER screw terminal match the schematic and layout; the B1 battery footprint is left unfitted.</w:t>
+      </w:r>
+    </w:p>
+    <w:p>
       <w:pPr>
         <w:spacing w:after="120" w:before="0" w:line="276" w:lineRule="auto"/>
       </w:pPr>
       <w:r>
-        <w:rPr>
-          <w:sz w:val="21"/>
-          <w:szCs w:val="21"/>
-        </w:rPr>
-        <w:t xml:space="preserve">Conclusion. The Otoka controller was specified formally before it was built, and the five target properties were proven rather than tested. The layered approach mattered: no single model would have covered the whole requirement set. The LTS settled the graph-level questions cheaply, the Petri net produced the structural invariants and the decisive crash-unreachability result, LTL expressed the two genuinely temporal requirements and connected them to the gate equations, and the Markov model showed that safety is a property of the encoding rather than of fault-free operation. The design that came out of this process is also a cheap one: five DIP packages including the oscillator, no OR gates, and one XOR plus one inverter for the entire next-state logic. The fabricated board is the physical realisation of a controller whose critical properties were established mathematically beforehand.</w:t>
+        <w:t>Conclusion. The Otoka controller was specified formally before it was built, and the six target properties were proven rather than tested. The layered approach mattered: no single model would have covered the whole requirement set. The LTS settled the graph-level questions cheaply, the Petri net produced the structural invariants and the decisive crash-unreachability result, LTL expressed the two genuinely temporal requirements and connected them to the gate equations, and the Markov model showed that safety is a property of the encoding rather than of fault-free operation. The design that came out of this process is also a cheap one: five DIP packages including the oscillator, no OR gates, and one XOR plus one inverter for the entire next-state logic. The fabricated board is the physical realisation of a controller whose critical properties were established mathematically beforehand.</w:t>
       </w:r>
     </w:p>
     <w:p>
@@ -8850,18 +8922,9 @@
     <w:p>
       <w:pPr>
         <w:pStyle w:val="ListParagraph"/>
-        <w:numPr>
-          <w:ilvl w:val="0"/>
-          <w:numId w:val="2"/>
-        </w:numPr>
-        <w:spacing w:after="70" w:line="276" w:lineRule="auto"/>
-      </w:pPr>
-      <w:r>
-        <w:rPr>
-          <w:sz w:val="21"/>
-          <w:szCs w:val="21"/>
-        </w:rPr>
-        <w:t xml:space="preserve">The Markov argument is a robustness check, not an independent safety proof. The zero SCrash column follows from the state encoding rather than from the stochastic model. The 0.97 / 0.01 transition probabilities and the reward values are illustrative parameters chosen to exercise the model, not measurements of this hardware.</w:t>
+      </w:pPr>
+      <w:r>
+        <w:t>No power-on reset. All four Set/Reset pins of the 74HCT74 are tied to VCC with no RC network or reset generator, so the flip-flops power up in an indeterminate state. Sections 4.1–4.2 therefore take M0 as S0 as a reference marking; the safety tautology and the crash state-equation were verified from all four markings and are insensitive to the actual power-up state.</w:t>
       </w:r>
     </w:p>
     <w:p>
@@ -8878,7 +8941,7 @@
           <w:sz w:val="21"/>
           <w:szCs w:val="21"/>
         </w:rPr>
-        <w:t xml:space="preserve">The parts list distributed with the project predates the oscillator. It lists four ICs, twelve resistors, no capacitors and two screw terminals, whereas the schematic and PCB carry five ICs, fourteen resistors, two capacitors and one screw terminal. The schematic and board are the accurate record; the parts list has been corrected separately and should be read in that corrected form.</w:t>
+        <w:t xml:space="preserve">The Markov argument is a robustness check, not an independent safety proof. The zero SCrash column follows from the state encoding rather than from the stochastic model. The 0.97 / 0.01 transition probabilities and the reward values are illustrative parameters chosen to exercise the model, not measurements of this hardware.</w:t>
       </w:r>
     </w:p>
     <w:p>
@@ -8891,11 +8954,7 @@
         <w:spacing w:after="70" w:line="276" w:lineRule="auto"/>
       </w:pPr>
       <w:r>
-        <w:rPr>
-          <w:sz w:val="21"/>
-          <w:szCs w:val="21"/>
-        </w:rPr>
-        <w:t xml:space="preserve">The tram is not modelled. The PCB silkscreen depicts the tram lines that physically cross the Otoka junction, but the controller has no tram phase and the formal models contain no tram movement. Extending the FSM to include tram priority would require additional states and a wider state register, and is left as future work.</w:t>
+        <w:t>The parts list (docs/4. Components list.txt) is consistent with the schematic and PCB: five ICs including the NE555 oscillator, fourteen resistors, two capacitors, the 1N4007, and a single 2-pin screw terminal. Note that B1 is an unfitted second battery input footprint on the board, not a fitted component.</w:t>
       </w:r>
     </w:p>
     <w:p>
@@ -8912,7 +8971,7 @@
           <w:sz w:val="21"/>
           <w:szCs w:val="21"/>
         </w:rPr>
-        <w:t xml:space="preserve">The design uses no OR gates. The project proposal listed deriving AND/OR expressions among its objectives. The absence of OR gates is a result of the minimisation, not an omission: the up-count encoding reduces every output to a single minterm.</w:t>
+        <w:t xml:space="preserve">The tram is not modelled. The PCB silkscreen depicts the tram lines that physically cross the Otoka junction, but the controller has no tram phase and the formal models contain no tram movement. Extending the FSM to include tram priority would require additional states and a wider state register, and is left as future work.</w:t>
       </w:r>
     </w:p>
     <w:p>
@@ -8929,7 +8988,7 @@
           <w:sz w:val="21"/>
           <w:szCs w:val="21"/>
         </w:rPr>
-        <w:t xml:space="preserve">No decoupling capacitors are specified. The two capacitors on the board, C1 and C2, both belong to the 555 timing network; neither provides local supply bypassing for the logic packages. Standard practice for HC/HCT logic switching twelve LEDs would place a 100 nF capacitor at each package. Their absence increases susceptibility to supply-rail disturbance, which is the physical phenomenon the Markov glitch model abstracts.</w:t>
+        <w:t xml:space="preserve">The design uses no OR gates. The project proposal listed deriving AND/OR expressions among its objectives. The absence of OR gates is a result of the minimisation, not an omission: the up-count encoding reduces every output to a single minterm.</w:t>
       </w:r>
     </w:p>
     <w:p>
@@ -8946,828 +9005,24 @@
           <w:sz w:val="21"/>
           <w:szCs w:val="21"/>
         </w:rPr>
-        <w:t xml:space="preserve">Verification is at the logic level, not the electrical level. Every proof in Section 4 concerns Boolean and structural behaviour. LED drive currents, output voltage margins under load, and HC versus HCT input threshold compatibility were not formally analysed and are not claimed to be verified.</w:t>
-      </w:r>
-    </w:p>
-    <w:p>
-      <w:pPr>
-        <w:pStyle w:val="Heading1"/>
-        <w:keepNext/>
-        <w:spacing w:after="140" w:before="300"/>
-      </w:pPr>
-      <w:r>
-        <w:rPr>
-          <w:b/>
-          <w:bCs/>
-          <w:color w:val="1F3864"/>
-          <w:sz w:val="27"/>
-          <w:szCs w:val="27"/>
-        </w:rPr>
-        <w:t xml:space="preserve">7. Figures to insert</w:t>
-      </w:r>
-    </w:p>
-    <w:p>
-      <w:pPr>
-        <w:spacing w:after="120" w:before="0" w:line="276" w:lineRule="auto"/>
+        <w:t xml:space="preserve">No decoupling capacitors are specified. The two capacitors on the board, C1 and C2, both belong to the 555 timing network; neither provides local supply bypassing for the logic packages. Standard practice for HC/HCT logic switching twelve LEDs would place a 100 nF capacitor at each package. Their absence increases susceptibility to supply-rail disturbance, which is the physical phenomenon the Markov glitch model abstracts.</w:t>
+      </w:r>
+    </w:p>
+    <w:p>
+      <w:pPr>
+        <w:pStyle w:val="ListParagraph"/>
+        <w:numPr>
+          <w:ilvl w:val="0"/>
+          <w:numId w:val="2"/>
+        </w:numPr>
+        <w:spacing w:after="70" w:line="276" w:lineRule="auto"/>
       </w:pPr>
       <w:r>
         <w:rPr>
           <w:sz w:val="21"/>
           <w:szCs w:val="21"/>
         </w:rPr>
-        <w:t xml:space="preserve">All six figures are embedded; no placeholders remain.</w:t>
-      </w:r>
-    </w:p>
-    <w:tbl>
-      <w:tblPr>
-        <w:tblW w:type="dxa" w:w="9360"/>
-        <w:tblBorders>
-          <w:top w:val="single" w:color="auto" w:sz="4"/>
-          <w:left w:val="single" w:color="auto" w:sz="4"/>
-          <w:bottom w:val="single" w:color="auto" w:sz="4"/>
-          <w:right w:val="single" w:color="auto" w:sz="4"/>
-          <w:insideH w:val="single" w:color="auto" w:sz="4"/>
-          <w:insideV w:val="single" w:color="auto" w:sz="4"/>
-        </w:tblBorders>
-      </w:tblPr>
-      <w:tblGrid>
-        <w:gridCol w:w="446"/>
-        <w:gridCol w:w="3343"/>
-        <w:gridCol w:w="2229"/>
-        <w:gridCol w:w="3342"/>
-      </w:tblGrid>
-      <w:tr>
-        <w:trPr>
-          <w:tblHeader/>
-        </w:trPr>
-        <w:tc>
-          <w:tcPr>
-            <w:tcW w:type="dxa" w:w="446"/>
-            <w:shd w:fill="DCE6F1" w:color="auto" w:val="clear"/>
-            <w:tcMar>
-              <w:top w:type="dxa" w:w="60"/>
-              <w:left w:type="dxa" w:w="90"/>
-              <w:bottom w:type="dxa" w:w="60"/>
-              <w:right w:type="dxa" w:w="90"/>
-            </w:tcMar>
-          </w:tcPr>
-          <w:p>
-            <w:pPr>
-              <w:spacing w:after="0" w:line="240" w:lineRule="auto"/>
-              <w:jc w:val="center"/>
-            </w:pPr>
-            <w:r>
-              <w:rPr>
-                <w:b/>
-                <w:bCs/>
-                <w:sz w:val="18"/>
-                <w:szCs w:val="18"/>
-              </w:rPr>
-              <w:t xml:space="preserve">#</w:t>
-            </w:r>
-          </w:p>
-        </w:tc>
-        <w:tc>
-          <w:tcPr>
-            <w:tcW w:type="dxa" w:w="3343"/>
-            <w:shd w:fill="DCE6F1" w:color="auto" w:val="clear"/>
-            <w:tcMar>
-              <w:top w:type="dxa" w:w="60"/>
-              <w:left w:type="dxa" w:w="90"/>
-              <w:bottom w:type="dxa" w:w="60"/>
-              <w:right w:type="dxa" w:w="90"/>
-            </w:tcMar>
-          </w:tcPr>
-          <w:p>
-            <w:pPr>
-              <w:spacing w:after="0" w:line="240" w:lineRule="auto"/>
-              <w:jc w:val="center"/>
-            </w:pPr>
-            <w:r>
-              <w:rPr>
-                <w:b/>
-                <w:bCs/>
-                <w:sz w:val="18"/>
-                <w:szCs w:val="18"/>
-              </w:rPr>
-              <w:t xml:space="preserve">Figure</w:t>
-            </w:r>
-          </w:p>
-        </w:tc>
-        <w:tc>
-          <w:tcPr>
-            <w:tcW w:type="dxa" w:w="2229"/>
-            <w:shd w:fill="DCE6F1" w:color="auto" w:val="clear"/>
-            <w:tcMar>
-              <w:top w:type="dxa" w:w="60"/>
-              <w:left w:type="dxa" w:w="90"/>
-              <w:bottom w:type="dxa" w:w="60"/>
-              <w:right w:type="dxa" w:w="90"/>
-            </w:tcMar>
-          </w:tcPr>
-          <w:p>
-            <w:pPr>
-              <w:spacing w:after="0" w:line="240" w:lineRule="auto"/>
-              <w:jc w:val="center"/>
-            </w:pPr>
-            <w:r>
-              <w:rPr>
-                <w:b/>
-                <w:bCs/>
-                <w:sz w:val="18"/>
-                <w:szCs w:val="18"/>
-              </w:rPr>
-              <w:t xml:space="preserve">Location in report</w:t>
-            </w:r>
-          </w:p>
-        </w:tc>
-        <w:tc>
-          <w:tcPr>
-            <w:tcW w:type="dxa" w:w="3342"/>
-            <w:shd w:fill="DCE6F1" w:color="auto" w:val="clear"/>
-            <w:tcMar>
-              <w:top w:type="dxa" w:w="60"/>
-              <w:left w:type="dxa" w:w="90"/>
-              <w:bottom w:type="dxa" w:w="60"/>
-              <w:right w:type="dxa" w:w="90"/>
-            </w:tcMar>
-          </w:tcPr>
-          <w:p>
-            <w:pPr>
-              <w:spacing w:after="0" w:line="240" w:lineRule="auto"/>
-              <w:jc w:val="center"/>
-            </w:pPr>
-            <w:r>
-              <w:rPr>
-                <w:b/>
-                <w:bCs/>
-                <w:sz w:val="18"/>
-                <w:szCs w:val="18"/>
-              </w:rPr>
-              <w:t xml:space="preserve">Source</w:t>
-            </w:r>
-          </w:p>
-        </w:tc>
-      </w:tr>
-      <w:tr>
-        <w:tc>
-          <w:tcPr>
-            <w:tcW w:type="dxa" w:w="446"/>
-            <w:tcMar>
-              <w:top w:type="dxa" w:w="60"/>
-              <w:left w:type="dxa" w:w="90"/>
-              <w:bottom w:type="dxa" w:w="60"/>
-              <w:right w:type="dxa" w:w="90"/>
-            </w:tcMar>
-          </w:tcPr>
-          <w:p>
-            <w:pPr>
-              <w:spacing w:after="0" w:line="240" w:lineRule="auto"/>
-              <w:jc w:val="left"/>
-            </w:pPr>
-            <w:r>
-              <w:rPr>
-                <w:b/>
-                <w:bCs/>
-                <w:sz w:val="18"/>
-                <w:szCs w:val="18"/>
-              </w:rPr>
-              <w:t xml:space="preserve">1</w:t>
-            </w:r>
-          </w:p>
-        </w:tc>
-        <w:tc>
-          <w:tcPr>
-            <w:tcW w:type="dxa" w:w="3343"/>
-            <w:tcMar>
-              <w:top w:type="dxa" w:w="60"/>
-              <w:left w:type="dxa" w:w="90"/>
-              <w:bottom w:type="dxa" w:w="60"/>
-              <w:right w:type="dxa" w:w="90"/>
-            </w:tcMar>
-          </w:tcPr>
-          <w:p>
-            <w:pPr>
-              <w:spacing w:after="0" w:line="240" w:lineRule="auto"/>
-              <w:jc w:val="center"/>
-            </w:pPr>
-            <w:r>
-              <w:rPr>
-                <w:b w:val="false"/>
-                <w:bCs w:val="false"/>
-                <w:sz w:val="18"/>
-                <w:szCs w:val="18"/>
-              </w:rPr>
-              <w:t xml:space="preserve">FSM state diagram with encoding and outputs</w:t>
-            </w:r>
-          </w:p>
-        </w:tc>
-        <w:tc>
-          <w:tcPr>
-            <w:tcW w:type="dxa" w:w="2229"/>
-            <w:tcMar>
-              <w:top w:type="dxa" w:w="60"/>
-              <w:left w:type="dxa" w:w="90"/>
-              <w:bottom w:type="dxa" w:w="60"/>
-              <w:right w:type="dxa" w:w="90"/>
-            </w:tcMar>
-          </w:tcPr>
-          <w:p>
-            <w:pPr>
-              <w:spacing w:after="0" w:line="240" w:lineRule="auto"/>
-              <w:jc w:val="center"/>
-            </w:pPr>
-            <w:r>
-              <w:rPr>
-                <w:b w:val="false"/>
-                <w:bCs w:val="false"/>
-                <w:sz w:val="18"/>
-                <w:szCs w:val="18"/>
-              </w:rPr>
-              <w:t xml:space="preserve">Section 3.1</w:t>
-            </w:r>
-          </w:p>
-        </w:tc>
-        <w:tc>
-          <w:tcPr>
-            <w:tcW w:type="dxa" w:w="3342"/>
-            <w:tcMar>
-              <w:top w:type="dxa" w:w="60"/>
-              <w:left w:type="dxa" w:w="90"/>
-              <w:bottom w:type="dxa" w:w="60"/>
-              <w:right w:type="dxa" w:w="90"/>
-            </w:tcMar>
-          </w:tcPr>
-          <w:p>
-            <w:pPr>
-              <w:spacing w:after="0" w:line="240" w:lineRule="auto"/>
-              <w:jc w:val="center"/>
-            </w:pPr>
-            <w:r>
-              <w:rPr>
-                <w:b w:val="false"/>
-                <w:bCs w:val="false"/>
-                <w:sz w:val="18"/>
-                <w:szCs w:val="18"/>
-              </w:rPr>
-              <w:t xml:space="preserve">Drawn for this report</w:t>
-            </w:r>
-          </w:p>
-        </w:tc>
-      </w:tr>
-      <w:tr>
-        <w:tc>
-          <w:tcPr>
-            <w:tcW w:type="dxa" w:w="446"/>
-            <w:shd w:fill="F2F5FA" w:color="auto" w:val="clear"/>
-            <w:tcMar>
-              <w:top w:type="dxa" w:w="60"/>
-              <w:left w:type="dxa" w:w="90"/>
-              <w:bottom w:type="dxa" w:w="60"/>
-              <w:right w:type="dxa" w:w="90"/>
-            </w:tcMar>
-          </w:tcPr>
-          <w:p>
-            <w:pPr>
-              <w:spacing w:after="0" w:line="240" w:lineRule="auto"/>
-              <w:jc w:val="left"/>
-            </w:pPr>
-            <w:r>
-              <w:rPr>
-                <w:b/>
-                <w:bCs/>
-                <w:sz w:val="18"/>
-                <w:szCs w:val="18"/>
-              </w:rPr>
-              <w:t xml:space="preserve">2</w:t>
-            </w:r>
-          </w:p>
-        </w:tc>
-        <w:tc>
-          <w:tcPr>
-            <w:tcW w:type="dxa" w:w="3343"/>
-            <w:shd w:fill="F2F5FA" w:color="auto" w:val="clear"/>
-            <w:tcMar>
-              <w:top w:type="dxa" w:w="60"/>
-              <w:left w:type="dxa" w:w="90"/>
-              <w:bottom w:type="dxa" w:w="60"/>
-              <w:right w:type="dxa" w:w="90"/>
-            </w:tcMar>
-          </w:tcPr>
-          <w:p>
-            <w:pPr>
-              <w:spacing w:after="0" w:line="240" w:lineRule="auto"/>
-              <w:jc w:val="center"/>
-            </w:pPr>
-            <w:r>
-              <w:rPr>
-                <w:b w:val="false"/>
-                <w:bCs w:val="false"/>
-                <w:sz w:val="18"/>
-                <w:szCs w:val="18"/>
-              </w:rPr>
-              <w:t xml:space="preserve">State-sequence timeline over one cycle</w:t>
-            </w:r>
-          </w:p>
-        </w:tc>
-        <w:tc>
-          <w:tcPr>
-            <w:tcW w:type="dxa" w:w="2229"/>
-            <w:shd w:fill="F2F5FA" w:color="auto" w:val="clear"/>
-            <w:tcMar>
-              <w:top w:type="dxa" w:w="60"/>
-              <w:left w:type="dxa" w:w="90"/>
-              <w:bottom w:type="dxa" w:w="60"/>
-              <w:right w:type="dxa" w:w="90"/>
-            </w:tcMar>
-          </w:tcPr>
-          <w:p>
-            <w:pPr>
-              <w:spacing w:after="0" w:line="240" w:lineRule="auto"/>
-              <w:jc w:val="center"/>
-            </w:pPr>
-            <w:r>
-              <w:rPr>
-                <w:b w:val="false"/>
-                <w:bCs w:val="false"/>
-                <w:sz w:val="18"/>
-                <w:szCs w:val="18"/>
-              </w:rPr>
-              <w:t xml:space="preserve">Section 3.2</w:t>
-            </w:r>
-          </w:p>
-        </w:tc>
-        <w:tc>
-          <w:tcPr>
-            <w:tcW w:type="dxa" w:w="3342"/>
-            <w:shd w:fill="F2F5FA" w:color="auto" w:val="clear"/>
-            <w:tcMar>
-              <w:top w:type="dxa" w:w="60"/>
-              <w:left w:type="dxa" w:w="90"/>
-              <w:bottom w:type="dxa" w:w="60"/>
-              <w:right w:type="dxa" w:w="90"/>
-            </w:tcMar>
-          </w:tcPr>
-          <w:p>
-            <w:pPr>
-              <w:spacing w:after="0" w:line="240" w:lineRule="auto"/>
-              <w:jc w:val="center"/>
-            </w:pPr>
-            <w:r>
-              <w:rPr>
-                <w:b w:val="false"/>
-                <w:bCs w:val="false"/>
-                <w:sz w:val="18"/>
-                <w:szCs w:val="18"/>
-              </w:rPr>
-              <w:t xml:space="preserve">Drawn for this report</w:t>
-            </w:r>
-          </w:p>
-        </w:tc>
-      </w:tr>
-      <w:tr>
-        <w:tc>
-          <w:tcPr>
-            <w:tcW w:type="dxa" w:w="446"/>
-            <w:tcMar>
-              <w:top w:type="dxa" w:w="60"/>
-              <w:left w:type="dxa" w:w="90"/>
-              <w:bottom w:type="dxa" w:w="60"/>
-              <w:right w:type="dxa" w:w="90"/>
-            </w:tcMar>
-          </w:tcPr>
-          <w:p>
-            <w:pPr>
-              <w:spacing w:after="0" w:line="240" w:lineRule="auto"/>
-              <w:jc w:val="left"/>
-            </w:pPr>
-            <w:r>
-              <w:rPr>
-                <w:b/>
-                <w:bCs/>
-                <w:sz w:val="18"/>
-                <w:szCs w:val="18"/>
-              </w:rPr>
-              <w:t xml:space="preserve">3</w:t>
-            </w:r>
-          </w:p>
-        </w:tc>
-        <w:tc>
-          <w:tcPr>
-            <w:tcW w:type="dxa" w:w="3343"/>
-            <w:tcMar>
-              <w:top w:type="dxa" w:w="60"/>
-              <w:left w:type="dxa" w:w="90"/>
-              <w:bottom w:type="dxa" w:w="60"/>
-              <w:right w:type="dxa" w:w="90"/>
-            </w:tcMar>
-          </w:tcPr>
-          <w:p>
-            <w:pPr>
-              <w:spacing w:after="0" w:line="240" w:lineRule="auto"/>
-              <w:jc w:val="center"/>
-            </w:pPr>
-            <w:r>
-              <w:rPr>
-                <w:b w:val="false"/>
-                <w:bCs w:val="false"/>
-                <w:sz w:val="18"/>
-                <w:szCs w:val="18"/>
-              </w:rPr>
-              <w:t xml:space="preserve">System block diagram</w:t>
-            </w:r>
-          </w:p>
-        </w:tc>
-        <w:tc>
-          <w:tcPr>
-            <w:tcW w:type="dxa" w:w="2229"/>
-            <w:tcMar>
-              <w:top w:type="dxa" w:w="60"/>
-              <w:left w:type="dxa" w:w="90"/>
-              <w:bottom w:type="dxa" w:w="60"/>
-              <w:right w:type="dxa" w:w="90"/>
-            </w:tcMar>
-          </w:tcPr>
-          <w:p>
-            <w:pPr>
-              <w:spacing w:after="0" w:line="240" w:lineRule="auto"/>
-              <w:jc w:val="center"/>
-            </w:pPr>
-            <w:r>
-              <w:rPr>
-                <w:b w:val="false"/>
-                <w:bCs w:val="false"/>
-                <w:sz w:val="18"/>
-                <w:szCs w:val="18"/>
-              </w:rPr>
-              <w:t xml:space="preserve">Section 3.5</w:t>
-            </w:r>
-          </w:p>
-        </w:tc>
-        <w:tc>
-          <w:tcPr>
-            <w:tcW w:type="dxa" w:w="3342"/>
-            <w:tcMar>
-              <w:top w:type="dxa" w:w="60"/>
-              <w:left w:type="dxa" w:w="90"/>
-              <w:bottom w:type="dxa" w:w="60"/>
-              <w:right w:type="dxa" w:w="90"/>
-            </w:tcMar>
-          </w:tcPr>
-          <w:p>
-            <w:pPr>
-              <w:spacing w:after="0" w:line="240" w:lineRule="auto"/>
-              <w:jc w:val="center"/>
-            </w:pPr>
-            <w:r>
-              <w:rPr>
-                <w:b w:val="false"/>
-                <w:bCs w:val="false"/>
-                <w:sz w:val="18"/>
-                <w:szCs w:val="18"/>
-              </w:rPr>
-              <w:t xml:space="preserve">Drawn for this report</w:t>
-            </w:r>
-          </w:p>
-        </w:tc>
-      </w:tr>
-      <w:tr>
-        <w:tc>
-          <w:tcPr>
-            <w:tcW w:type="dxa" w:w="446"/>
-            <w:shd w:fill="F2F5FA" w:color="auto" w:val="clear"/>
-            <w:tcMar>
-              <w:top w:type="dxa" w:w="60"/>
-              <w:left w:type="dxa" w:w="90"/>
-              <w:bottom w:type="dxa" w:w="60"/>
-              <w:right w:type="dxa" w:w="90"/>
-            </w:tcMar>
-          </w:tcPr>
-          <w:p>
-            <w:pPr>
-              <w:spacing w:after="0" w:line="240" w:lineRule="auto"/>
-              <w:jc w:val="left"/>
-            </w:pPr>
-            <w:r>
-              <w:rPr>
-                <w:b/>
-                <w:bCs/>
-                <w:sz w:val="18"/>
-                <w:szCs w:val="18"/>
-              </w:rPr>
-              <w:t xml:space="preserve">4</w:t>
-            </w:r>
-          </w:p>
-        </w:tc>
-        <w:tc>
-          <w:tcPr>
-            <w:tcW w:type="dxa" w:w="3343"/>
-            <w:shd w:fill="F2F5FA" w:color="auto" w:val="clear"/>
-            <w:tcMar>
-              <w:top w:type="dxa" w:w="60"/>
-              <w:left w:type="dxa" w:w="90"/>
-              <w:bottom w:type="dxa" w:w="60"/>
-              <w:right w:type="dxa" w:w="90"/>
-            </w:tcMar>
-          </w:tcPr>
-          <w:p>
-            <w:pPr>
-              <w:spacing w:after="0" w:line="240" w:lineRule="auto"/>
-              <w:jc w:val="center"/>
-            </w:pPr>
-            <w:r>
-              <w:rPr>
-                <w:b w:val="false"/>
-                <w:bCs w:val="false"/>
-                <w:sz w:val="18"/>
-                <w:szCs w:val="18"/>
-              </w:rPr>
-              <w:t xml:space="preserve">Gate-level schematic</w:t>
-            </w:r>
-          </w:p>
-        </w:tc>
-        <w:tc>
-          <w:tcPr>
-            <w:tcW w:type="dxa" w:w="2229"/>
-            <w:shd w:fill="F2F5FA" w:color="auto" w:val="clear"/>
-            <w:tcMar>
-              <w:top w:type="dxa" w:w="60"/>
-              <w:left w:type="dxa" w:w="90"/>
-              <w:bottom w:type="dxa" w:w="60"/>
-              <w:right w:type="dxa" w:w="90"/>
-            </w:tcMar>
-          </w:tcPr>
-          <w:p>
-            <w:pPr>
-              <w:spacing w:after="0" w:line="240" w:lineRule="auto"/>
-              <w:jc w:val="center"/>
-            </w:pPr>
-            <w:r>
-              <w:rPr>
-                <w:b w:val="false"/>
-                <w:bCs w:val="false"/>
-                <w:sz w:val="18"/>
-                <w:szCs w:val="18"/>
-              </w:rPr>
-              <w:t xml:space="preserve">Section 3.5</w:t>
-            </w:r>
-          </w:p>
-        </w:tc>
-        <w:tc>
-          <w:tcPr>
-            <w:tcW w:type="dxa" w:w="3342"/>
-            <w:shd w:fill="F2F5FA" w:color="auto" w:val="clear"/>
-            <w:tcMar>
-              <w:top w:type="dxa" w:w="60"/>
-              <w:left w:type="dxa" w:w="90"/>
-              <w:bottom w:type="dxa" w:w="60"/>
-              <w:right w:type="dxa" w:w="90"/>
-            </w:tcMar>
-          </w:tcPr>
-          <w:p>
-            <w:pPr>
-              <w:spacing w:after="0" w:line="240" w:lineRule="auto"/>
-              <w:jc w:val="center"/>
-            </w:pPr>
-            <w:r>
-              <w:rPr>
-                <w:b w:val="false"/>
-                <w:bCs w:val="false"/>
-                <w:sz w:val="18"/>
-                <w:szCs w:val="18"/>
-              </w:rPr>
-              <w:t xml:space="preserve">Proteus project export</w:t>
-            </w:r>
-          </w:p>
-        </w:tc>
-      </w:tr>
-      <w:tr>
-        <w:tc>
-          <w:tcPr>
-            <w:tcW w:type="dxa" w:w="446"/>
-            <w:tcMar>
-              <w:top w:type="dxa" w:w="60"/>
-              <w:left w:type="dxa" w:w="90"/>
-              <w:bottom w:type="dxa" w:w="60"/>
-              <w:right w:type="dxa" w:w="90"/>
-            </w:tcMar>
-          </w:tcPr>
-          <w:p>
-            <w:pPr>
-              <w:spacing w:after="0" w:line="240" w:lineRule="auto"/>
-              <w:jc w:val="left"/>
-            </w:pPr>
-            <w:r>
-              <w:rPr>
-                <w:b/>
-                <w:bCs/>
-                <w:sz w:val="18"/>
-                <w:szCs w:val="18"/>
-              </w:rPr>
-              <w:t xml:space="preserve">5</w:t>
-            </w:r>
-          </w:p>
-        </w:tc>
-        <w:tc>
-          <w:tcPr>
-            <w:tcW w:type="dxa" w:w="3343"/>
-            <w:tcMar>
-              <w:top w:type="dxa" w:w="60"/>
-              <w:left w:type="dxa" w:w="90"/>
-              <w:bottom w:type="dxa" w:w="60"/>
-              <w:right w:type="dxa" w:w="90"/>
-            </w:tcMar>
-          </w:tcPr>
-          <w:p>
-            <w:pPr>
-              <w:spacing w:after="0" w:line="240" w:lineRule="auto"/>
-              <w:jc w:val="center"/>
-            </w:pPr>
-            <w:r>
-              <w:rPr>
-                <w:b w:val="false"/>
-                <w:bCs w:val="false"/>
-                <w:sz w:val="18"/>
-                <w:szCs w:val="18"/>
-              </w:rPr>
-              <w:t xml:space="preserve">Petri net diagram (6 places, 4 transitions)</w:t>
-            </w:r>
-          </w:p>
-        </w:tc>
-        <w:tc>
-          <w:tcPr>
-            <w:tcW w:type="dxa" w:w="2229"/>
-            <w:tcMar>
-              <w:top w:type="dxa" w:w="60"/>
-              <w:left w:type="dxa" w:w="90"/>
-              <w:bottom w:type="dxa" w:w="60"/>
-              <w:right w:type="dxa" w:w="90"/>
-            </w:tcMar>
-          </w:tcPr>
-          <w:p>
-            <w:pPr>
-              <w:spacing w:after="0" w:line="240" w:lineRule="auto"/>
-              <w:jc w:val="center"/>
-            </w:pPr>
-            <w:r>
-              <w:rPr>
-                <w:b w:val="false"/>
-                <w:bCs w:val="false"/>
-                <w:sz w:val="18"/>
-                <w:szCs w:val="18"/>
-              </w:rPr>
-              <w:t xml:space="preserve">Section 4.2</w:t>
-            </w:r>
-          </w:p>
-        </w:tc>
-        <w:tc>
-          <w:tcPr>
-            <w:tcW w:type="dxa" w:w="3342"/>
-            <w:tcMar>
-              <w:top w:type="dxa" w:w="60"/>
-              <w:left w:type="dxa" w:w="90"/>
-              <w:bottom w:type="dxa" w:w="60"/>
-              <w:right w:type="dxa" w:w="90"/>
-            </w:tcMar>
-          </w:tcPr>
-          <w:p>
-            <w:pPr>
-              <w:spacing w:after="0" w:line="240" w:lineRule="auto"/>
-              <w:jc w:val="center"/>
-            </w:pPr>
-            <w:r>
-              <w:rPr>
-                <w:b w:val="false"/>
-                <w:bCs w:val="false"/>
-                <w:sz w:val="18"/>
-                <w:szCs w:val="18"/>
-              </w:rPr>
-              <w:t xml:space="preserve">Formal verification working document</w:t>
-            </w:r>
-          </w:p>
-        </w:tc>
-      </w:tr>
-      <w:tr>
-        <w:tc>
-          <w:tcPr>
-            <w:tcW w:type="dxa" w:w="446"/>
-            <w:shd w:fill="F2F5FA" w:color="auto" w:val="clear"/>
-            <w:tcMar>
-              <w:top w:type="dxa" w:w="60"/>
-              <w:left w:type="dxa" w:w="90"/>
-              <w:bottom w:type="dxa" w:w="60"/>
-              <w:right w:type="dxa" w:w="90"/>
-            </w:tcMar>
-          </w:tcPr>
-          <w:p>
-            <w:pPr>
-              <w:spacing w:after="0" w:line="240" w:lineRule="auto"/>
-              <w:jc w:val="left"/>
-            </w:pPr>
-            <w:r>
-              <w:rPr>
-                <w:b/>
-                <w:bCs/>
-                <w:sz w:val="18"/>
-                <w:szCs w:val="18"/>
-              </w:rPr>
-              <w:t xml:space="preserve">6</w:t>
-            </w:r>
-          </w:p>
-        </w:tc>
-        <w:tc>
-          <w:tcPr>
-            <w:tcW w:type="dxa" w:w="3343"/>
-            <w:shd w:fill="F2F5FA" w:color="auto" w:val="clear"/>
-            <w:tcMar>
-              <w:top w:type="dxa" w:w="60"/>
-              <w:left w:type="dxa" w:w="90"/>
-              <w:bottom w:type="dxa" w:w="60"/>
-              <w:right w:type="dxa" w:w="90"/>
-            </w:tcMar>
-          </w:tcPr>
-          <w:p>
-            <w:pPr>
-              <w:spacing w:after="0" w:line="240" w:lineRule="auto"/>
-              <w:jc w:val="center"/>
-            </w:pPr>
-            <w:r>
-              <w:rPr>
-                <w:b w:val="false"/>
-                <w:bCs w:val="false"/>
-                <w:sz w:val="18"/>
-                <w:szCs w:val="18"/>
-              </w:rPr>
-              <w:t xml:space="preserve">PCB 3D render</w:t>
-            </w:r>
-          </w:p>
-        </w:tc>
-        <w:tc>
-          <w:tcPr>
-            <w:tcW w:type="dxa" w:w="2229"/>
-            <w:shd w:fill="F2F5FA" w:color="auto" w:val="clear"/>
-            <w:tcMar>
-              <w:top w:type="dxa" w:w="60"/>
-              <w:left w:type="dxa" w:w="90"/>
-              <w:bottom w:type="dxa" w:w="60"/>
-              <w:right w:type="dxa" w:w="90"/>
-            </w:tcMar>
-          </w:tcPr>
-          <w:p>
-            <w:pPr>
-              <w:spacing w:after="0" w:line="240" w:lineRule="auto"/>
-              <w:jc w:val="center"/>
-            </w:pPr>
-            <w:r>
-              <w:rPr>
-                <w:b w:val="false"/>
-                <w:bCs w:val="false"/>
-                <w:sz w:val="18"/>
-                <w:szCs w:val="18"/>
-              </w:rPr>
-              <w:t xml:space="preserve">Section 5</w:t>
-            </w:r>
-          </w:p>
-        </w:tc>
-        <w:tc>
-          <w:tcPr>
-            <w:tcW w:type="dxa" w:w="3342"/>
-            <w:shd w:fill="F2F5FA" w:color="auto" w:val="clear"/>
-            <w:tcMar>
-              <w:top w:type="dxa" w:w="60"/>
-              <w:left w:type="dxa" w:w="90"/>
-              <w:bottom w:type="dxa" w:w="60"/>
-              <w:right w:type="dxa" w:w="90"/>
-            </w:tcMar>
-          </w:tcPr>
-          <w:p>
-            <w:pPr>
-              <w:spacing w:after="0" w:line="240" w:lineRule="auto"/>
-              <w:jc w:val="center"/>
-            </w:pPr>
-            <w:r>
-              <w:rPr>
-                <w:b w:val="false"/>
-                <w:bCs w:val="false"/>
-                <w:sz w:val="18"/>
-                <w:szCs w:val="18"/>
-              </w:rPr>
-              <w:t xml:space="preserve">Proteus 3D viewer export</w:t>
-            </w:r>
-          </w:p>
-        </w:tc>
-      </w:tr>
-    </w:tbl>
-    <w:p>
-      <w:pPr>
-        <w:spacing w:after="120" w:before="100" w:line="276" w:lineRule="auto"/>
-      </w:pPr>
-      <w:r>
-        <w:rPr>
-          <w:sz w:val="21"/>
-          <w:szCs w:val="21"/>
-        </w:rPr>
-        <w:t xml:space="preserve">Tables 1 to 7, including both K-maps, are generated directly in this document and need no external images. The reachability graph and the two Markov state diagrams that appear in the source verification document were deliberately omitted: the first duplicates Figure 1 and the second duplicates Table 6, and the assignment brief asks that redundant figures be avoided.</w:t>
+        <w:t xml:space="preserve">Verification is at the logic level, not the electrical level. Every proof in Section 4 concerns Boolean and structural behaviour. LED drive currents, output voltage margins under load, and HC versus HCT input threshold compatibility were not formally analysed and are not claimed to be verified.</w:t>
       </w:r>
     </w:p>
     <w:sectPr>

--- a/docs/6. Crossroad - Report.docx
+++ b/docs/6. Crossroad - Report.docx
@@ -201,7 +201,11 @@
         <w:spacing w:after="120" w:before="0" w:line="276" w:lineRule="auto"/>
       </w:pPr>
       <w:r>
-        <w:t>Six properties were targeted. Each is stated informally here and formalised in Section 4.</w:t>
+        <w:rPr>
+          <w:sz w:val="21"/>
+          <w:szCs w:val="21"/>
+        </w:rPr>
+        <w:t xml:space="preserve">The three requirements above are the engineering statement of the problem. To be proved they must first be sharpened, because each one hides more than a single claim: “no conflicting movement” needs both that a bad configuration never occurs and that it is structurally unreachable, and “no approach may be starved” needs both that the controller keeps moving and that it keeps returning to every phase. Sharpening them in this way gives the six properties below, each stated informally here and formalised in Section 4.</w:t>
       </w:r>
     </w:p>
     <w:tbl>
@@ -393,20 +397,52 @@
         <w:tc>
           <w:tcPr>
             <w:tcW w:type="dxa" w:w="2434"/>
-          </w:tcPr>
-          <w:p>
-            <w:r>
-              <w:t>Strict sequencing</w:t>
+            <w:tcMar>
+              <w:top w:type="dxa" w:w="60"/>
+              <w:left w:type="dxa" w:w="90"/>
+              <w:bottom w:type="dxa" w:w="60"/>
+              <w:right w:type="dxa" w:w="90"/>
+            </w:tcMar>
+          </w:tcPr>
+          <w:p>
+            <w:pPr>
+              <w:spacing w:after="0" w:line="240" w:lineRule="auto"/>
+              <w:jc w:val="left"/>
+            </w:pPr>
+            <w:r>
+              <w:rPr>
+                <w:b/>
+                <w:bCs/>
+                <w:sz w:val="18"/>
+                <w:szCs w:val="18"/>
+              </w:rPr>
+              <w:t xml:space="preserve">Deadlock-freedom</w:t>
             </w:r>
           </w:p>
         </w:tc>
         <w:tc>
           <w:tcPr>
             <w:tcW w:type="dxa" w:w="6926"/>
-          </w:tcPr>
-          <w:p>
-            <w:r>
-              <w:t>Each green is followed by a yellow before red; abrupt green-to-red transitions never occur.</w:t>
+            <w:tcMar>
+              <w:top w:type="dxa" w:w="60"/>
+              <w:left w:type="dxa" w:w="90"/>
+              <w:bottom w:type="dxa" w:w="60"/>
+              <w:right w:type="dxa" w:w="90"/>
+            </w:tcMar>
+          </w:tcPr>
+          <w:p>
+            <w:pPr>
+              <w:spacing w:after="0" w:line="240" w:lineRule="auto"/>
+              <w:jc w:val="center"/>
+            </w:pPr>
+            <w:r>
+              <w:rPr>
+                <w:b w:val="false"/>
+                <w:bCs w:val="false"/>
+                <w:sz w:val="18"/>
+                <w:szCs w:val="18"/>
+              </w:rPr>
+              <w:t xml:space="preserve">The controller never reaches a state with no outgoing transition.</w:t>
             </w:r>
           </w:p>
         </w:tc>
@@ -415,6 +451,7 @@
         <w:tc>
           <w:tcPr>
             <w:tcW w:type="dxa" w:w="2434"/>
+            <w:shd w:fill="F2F5FA" w:color="auto" w:val="clear"/>
             <w:tcMar>
               <w:top w:type="dxa" w:w="60"/>
               <w:left w:type="dxa" w:w="90"/>
@@ -434,33 +471,34 @@
                 <w:sz w:val="18"/>
                 <w:szCs w:val="18"/>
               </w:rPr>
-              <w:t xml:space="preserve">Deadlock-freedom</w:t>
+              <w:t xml:space="preserve">Strict sequencing</w:t>
             </w:r>
           </w:p>
         </w:tc>
         <w:tc>
           <w:tcPr>
             <w:tcW w:type="dxa" w:w="6926"/>
-            <w:tcMar>
-              <w:top w:type="dxa" w:w="60"/>
-              <w:left w:type="dxa" w:w="90"/>
-              <w:bottom w:type="dxa" w:w="60"/>
-              <w:right w:type="dxa" w:w="90"/>
-            </w:tcMar>
-          </w:tcPr>
-          <w:p>
-            <w:pPr>
-              <w:spacing w:after="0" w:line="240" w:lineRule="auto"/>
-              <w:jc w:val="center"/>
-            </w:pPr>
-            <w:r>
-              <w:rPr>
-                <w:b w:val="false"/>
-                <w:bCs w:val="false"/>
-                <w:sz w:val="18"/>
-                <w:szCs w:val="18"/>
-              </w:rPr>
-              <w:t xml:space="preserve">The controller never reaches a state with no outgoing transition.</w:t>
+            <w:shd w:fill="F2F5FA" w:color="auto" w:val="clear"/>
+            <w:tcMar>
+              <w:top w:type="dxa" w:w="60"/>
+              <w:left w:type="dxa" w:w="90"/>
+              <w:bottom w:type="dxa" w:w="60"/>
+              <w:right w:type="dxa" w:w="90"/>
+            </w:tcMar>
+          </w:tcPr>
+          <w:p>
+            <w:pPr>
+              <w:spacing w:after="0" w:line="240" w:lineRule="auto"/>
+              <w:jc w:val="center"/>
+            </w:pPr>
+            <w:r>
+              <w:rPr>
+                <w:b w:val="false"/>
+                <w:bCs w:val="false"/>
+                <w:sz w:val="18"/>
+                <w:szCs w:val="18"/>
+              </w:rPr>
+              <w:t xml:space="preserve">A green is always followed by a yellow before it becomes red.</w:t>
             </w:r>
           </w:p>
         </w:tc>
@@ -469,7 +507,6 @@
         <w:tc>
           <w:tcPr>
             <w:tcW w:type="dxa" w:w="2434"/>
-            <w:shd w:fill="F2F5FA" w:color="auto" w:val="clear"/>
             <w:tcMar>
               <w:top w:type="dxa" w:w="60"/>
               <w:left w:type="dxa" w:w="90"/>
@@ -496,17 +533,26 @@
         <w:tc>
           <w:tcPr>
             <w:tcW w:type="dxa" w:w="6926"/>
-            <w:shd w:fill="F2F5FA" w:color="auto" w:val="clear"/>
-            <w:tcMar>
-              <w:top w:type="dxa" w:w="60"/>
-              <w:left w:type="dxa" w:w="90"/>
-              <w:bottom w:type="dxa" w:w="60"/>
-              <w:right w:type="dxa" w:w="90"/>
-            </w:tcMar>
-          </w:tcPr>
-          <w:p>
-            <w:r>
-              <w:t>Every designed traffic phase is attainable from the reference marking, and no undesigned phase exists.</w:t>
+            <w:tcMar>
+              <w:top w:type="dxa" w:w="60"/>
+              <w:left w:type="dxa" w:w="90"/>
+              <w:bottom w:type="dxa" w:w="60"/>
+              <w:right w:type="dxa" w:w="90"/>
+            </w:tcMar>
+          </w:tcPr>
+          <w:p>
+            <w:pPr>
+              <w:spacing w:after="0" w:line="240" w:lineRule="auto"/>
+              <w:jc w:val="center"/>
+            </w:pPr>
+            <w:r>
+              <w:rPr>
+                <w:b w:val="false"/>
+                <w:bCs w:val="false"/>
+                <w:sz w:val="18"/>
+                <w:szCs w:val="18"/>
+              </w:rPr>
+              <w:t xml:space="preserve">Every designed traffic phase is actually attainable, and no undesigned phase exists.</w:t>
             </w:r>
           </w:p>
         </w:tc>
@@ -515,6 +561,7 @@
         <w:tc>
           <w:tcPr>
             <w:tcW w:type="dxa" w:w="2434"/>
+            <w:shd w:fill="F2F5FA" w:color="auto" w:val="clear"/>
             <w:tcMar>
               <w:top w:type="dxa" w:w="60"/>
               <w:left w:type="dxa" w:w="90"/>
@@ -541,6 +588,7 @@
         <w:tc>
           <w:tcPr>
             <w:tcW w:type="dxa" w:w="6926"/>
+            <w:shd w:fill="F2F5FA" w:color="auto" w:val="clear"/>
             <w:tcMar>
               <w:top w:type="dxa" w:w="60"/>
               <w:left w:type="dxa" w:w="90"/>
@@ -877,7 +925,7 @@
                 <w:sz w:val="18"/>
                 <w:szCs w:val="18"/>
               </w:rPr>
-              <w:t xml:space="preserve">Safety (structural), boundedness, liveness, crash-state unreachability</w:t>
+              <w:t xml:space="preserve">Safety (structural), boundedness, liveness, deadlock-freedom, crash-state unreachability</w:t>
             </w:r>
           </w:p>
         </w:tc>
@@ -1763,7 +1811,14 @@
         <w:jc w:val="center"/>
       </w:pPr>
       <w:r>
-        <w:t>Figure 1 — FSM state diagram with binary encoding and Moore outputs. Transitions occur on the rising edge of the on-board NE555 astable oscillator. The hardware provides no power-on reset, so power-up lands in an arbitrary state; S0 is shown as the reference marking.</w:t>
+        <w:rPr>
+          <w:i/>
+          <w:iCs/>
+          <w:color w:val="444444"/>
+          <w:sz w:val="18"/>
+          <w:szCs w:val="18"/>
+        </w:rPr>
+        <w:t xml:space="preserve">Figure 1 — FSM state diagram with binary encoding and Moore outputs. Transitions occur on the rising edge of the on-board oscillator. S0 is the marking taken as the initial state in the analysis; the hardware has no reset, so the register powers up in an arbitrary one of the four states (see Section 6).</w:t>
       </w:r>
     </w:p>
     <w:p>
@@ -4011,8 +4066,18 @@
             </w:tcMar>
           </w:tcPr>
           <w:p>
-            <w:r>
-              <w:t>Units required (logic)</w:t>
+            <w:pPr>
+              <w:spacing w:after="0" w:line="240" w:lineRule="auto"/>
+              <w:jc w:val="center"/>
+            </w:pPr>
+            <w:r>
+              <w:rPr>
+                <w:b/>
+                <w:bCs/>
+                <w:sz w:val="18"/>
+                <w:szCs w:val="18"/>
+              </w:rPr>
+              <w:t xml:space="preserve">Units required (logic)</w:t>
             </w:r>
           </w:p>
         </w:tc>
@@ -4028,8 +4093,18 @@
             </w:tcMar>
           </w:tcPr>
           <w:p>
-            <w:r>
-              <w:t>Units instantiated</w:t>
+            <w:pPr>
+              <w:spacing w:after="0" w:line="240" w:lineRule="auto"/>
+              <w:jc w:val="center"/>
+            </w:pPr>
+            <w:r>
+              <w:rPr>
+                <w:b/>
+                <w:bCs/>
+                <w:sz w:val="18"/>
+                <w:szCs w:val="18"/>
+              </w:rPr>
+              <w:t xml:space="preserve">Units instantiated</w:t>
             </w:r>
           </w:p>
         </w:tc>
@@ -4753,7 +4828,23 @@
         <w:spacing w:after="120" w:before="0" w:line="276" w:lineRule="auto"/>
       </w:pPr>
       <w:r>
-        <w:t>The four AND outputs and the two red-lamp drivers feed twelve 5 mm LEDs, each through its own 330 Ω series resistor. The junction has four light heads, so every logic signal fans out to two physical LEDs. Power enters on a 2-pin screw terminal at 5 V DC, taken either from a USB power bank via a cut USB lead or from a 4-cell AA holder; the terminal feeds the 5 V rail directly with no reverse-polarity protection. D13, a 1N4007, sits in series with the separate B1 battery footprint only — a second, unfitted input — and protects that input alone.</w:t>
+        <w:rPr>
+          <w:sz w:val="21"/>
+          <w:szCs w:val="21"/>
+        </w:rPr>
+        <w:t xml:space="preserve">The four AND outputs and the two red-lamp drivers feed twelve 5 mm LEDs, each through its own 330 Ω series resistor. The junction has four light heads, so every logic signal fans out to two physical LEDs.</w:t>
+      </w:r>
+    </w:p>
+    <w:p>
+      <w:pPr>
+        <w:spacing w:after="120" w:before="0" w:line="276" w:lineRule="auto"/>
+      </w:pPr>
+      <w:r>
+        <w:rPr>
+          <w:sz w:val="21"/>
+          <w:szCs w:val="21"/>
+        </w:rPr>
+        <w:t xml:space="preserve">The board has two separate supply entry points, and the netlist makes the difference between them explicit. The 2-pin POWER screw terminal connects straight to the +5 V rail and ground with no series component, so whatever is attached there must already be a regulated 5 V source; a USB power bank via a cut lead is the intended case. A second, two-pad connection (B1 on the schematic, an unpopulated pair of through-holes on the layout) reaches the rail through D13, a 1N4007. This is the battery input: four AA cells give roughly 6 V, and the diode both blocks a reversed connection and drops that toward 5 V. It is worth being precise here, because the two paths are not equivalent — a supply connected at the POWER terminal is not protected against reverse polarity.</w:t>
       </w:r>
     </w:p>
     <w:p>
@@ -4918,7 +5009,14 @@
         <w:jc w:val="center"/>
       </w:pPr>
       <w:r>
-        <w:t>Figure 4 — Gate-level schematic. U1 (NE555) with R13, R14, C1 and C2 forms the clock; its output drives both CLK pins of the 74HCT74. The 74HCT86 XOR generates D1, the 74HCT04 inverter bank supplies the complements, and four 74HC08 AND gates generate the output minterms feeding the twelve LED branches. Power arrives on the single 2-pin screw terminal with no diode in the path. D13 is in series with the separate, unfitted B1 battery footprint, not with the POWER terminal.</w:t>
+        <w:rPr>
+          <w:i/>
+          <w:iCs/>
+          <w:color w:val="444444"/>
+          <w:sz w:val="18"/>
+          <w:szCs w:val="18"/>
+        </w:rPr>
+        <w:t xml:space="preserve">Figure 4 — Gate-level schematic. U1 (NE555) with R13, R14, C1 and C2 forms the clock; its output drives both CLK pins of the 74HCT74. The 74HCT86 XOR generates D1, the 74HCT04 inverter bank supplies the complements, and four 74HC08 AND gates generate the output minterms feeding the twelve LED branches. The POWER screw terminal feeds the rail directly; D13 is in series with the separate B1 battery input, not with the terminal.</w:t>
       </w:r>
     </w:p>
     <w:p>
@@ -4986,7 +5084,11 @@
         <w:spacing w:after="100" w:before="0" w:line="276" w:lineRule="auto"/>
       </w:pPr>
       <w:r>
-        <w:t>Reachability. Taking M0 as S0 — the board has no reset circuit, so power-up lands in an arbitrary one of the four states, and the argument below is insensitive to which — the trace ⟨clk⟩ reaches S1, ⟨clk, clk⟩ reaches S2 and ⟨clk, clk, clk⟩ reaches S3. The reachable set is therefore exactly {S0, S1, S2, S3}: every designed phase is attainable and, since Proc has only four elements, no undesigned phase exists.</w:t>
+        <w:rPr>
+          <w:sz w:val="21"/>
+          <w:szCs w:val="21"/>
+        </w:rPr>
+        <w:t xml:space="preserve">Reachability. Taking S0 as the initial state, the trace ⟨clk⟩ reaches S1, ⟨clk, clk⟩ reaches S2 and ⟨clk, clk, clk⟩ reaches S3. The reachable set is therefore exactly {S0, S1, S2, S3}: every designed phase is attainable and, since Proc has only four elements, no undesigned phase exists. The choice of S0 is a convention rather than a hardware guarantee, because the board has no reset circuit and the register powers up in an arbitrary one of the four states. It does not weaken the result: the graph is a single cycle, so the reachable set is the same whichever state the machine starts in.</w:t>
       </w:r>
     </w:p>
     <w:p>
@@ -5035,7 +5137,11 @@
         <w:spacing w:after="120" w:before="0" w:line="276" w:lineRule="auto"/>
       </w:pPr>
       <w:r>
-        <w:t>The net has six places, one per lamp, P = {pGEW, pYEW, pREW, pGNS, pYNS, pRNS}, and four transitions T = {t1, t2, t3, t4}, one per clock-driven phase change. A token in a place means that lamp is energised. The reference marking is S0, with the boulevard green and the side street red, so</w:t>
+        <w:rPr>
+          <w:sz w:val="21"/>
+          <w:szCs w:val="21"/>
+        </w:rPr>
+        <w:t xml:space="preserve">The net has six places, one per lamp, P = {pGEW, pYEW, pREW, pGNS, pYNS, pRNS}, and four transitions T = {t1, t2, t3, t4}, one per clock-driven phase change. A token in a place means that lamp is energised. The analysis takes as its initial marking the phase in which the boulevard is green and the side street red, so</w:t>
       </w:r>
     </w:p>
     <w:p>
@@ -5053,8 +5159,15 @@
       </w:r>
     </w:p>
     <w:p>
-      <w:r>
-        <w:t>The board provides no power-on reset (all Set/Reset pins are tied to VCC), so the physical power-up marking is indeterminate; the invariants below hold for every reachable marking regardless of which state is entered first.</w:t>
+      <w:pPr>
+        <w:spacing w:after="120" w:before="0" w:line="276" w:lineRule="auto"/>
+      </w:pPr>
+      <w:r>
+        <w:rPr>
+          <w:sz w:val="21"/>
+          <w:szCs w:val="21"/>
+        </w:rPr>
+        <w:t xml:space="preserve">As in Section 4.1, M0 is a chosen starting point rather than a state the hardware forces at power-up. The crash-unreachability proof below was therefore also checked from each of the other three reachable markings, and the state equation is inconsistent from every one of them, so the result does not depend on where the register happens to land.</w:t>
       </w:r>
     </w:p>
     <w:p>
@@ -6594,7 +6707,7 @@
           <w:sz w:val="21"/>
           <w:szCs w:val="21"/>
         </w:rPr>
-        <w:t xml:space="preserve">The argument above additionally requires that no asynchronous input can interrupt the count. The 74HCT74 has active-low Set and Reset pins which, if asserted, would override the clocked path entirely. All four of these pins were traced to the supply net when the schematic netlist was extracted, so neither is ever asserted and the count cannot be interrupted. The premise of the proof is therefore a checked fact about the board rather than an assumption.</w:t>
+        <w:t xml:space="preserve">The argument above additionally requires that no asynchronous input can interrupt the count. The 74HCT74 has active-low Set and Reset pins which, if asserted, would override the clocked path entirely. All four of these pins were traced to the supply net when the schematic netlist was extracted, so none of them is ever asserted and the count cannot be interrupted. The premise of the proof is therefore a checked fact about the board rather than an assumption.</w:t>
       </w:r>
     </w:p>
     <w:p>
@@ -8611,7 +8724,7 @@
           <w:sz w:val="18"/>
           <w:szCs w:val="18"/>
         </w:rPr>
-        <w:t xml:space="preserve">Table 7 — Summary of results.</w:t>
+        <w:t xml:space="preserve">Table 7 — Summary of results. Safety occupies two rows because it was discharged twice by independent routes, structurally and logically; the final row is an additional result rather than one of the six targets.</w:t>
       </w:r>
     </w:p>
     <w:p>
@@ -8670,7 +8783,11 @@
         <w:spacing w:after="70" w:line="276" w:lineRule="auto"/>
       </w:pPr>
       <w:r>
-        <w:t>The four output minterms are mutually exclusive, so exactly one of the four 74HC08 gates is active at any time. No current-margin claim is made: each active signal fans out to two LEDs (≈9 mA per LED, ≈18 mA per signal), which is within the absolute-maximum rating but outside the specified operating region — see the electrical-level note in Section 6.</w:t>
+        <w:rPr>
+          <w:sz w:val="21"/>
+          <w:szCs w:val="21"/>
+        </w:rPr>
+        <w:t xml:space="preserve">The four output minterms being mutually exclusive is directly visible in the wiring. Exactly one of the four 74HC08 gates is high in each of the four states, so only one gate of that package ever sources LED current, and the two red signals are driven separately — REW straight from the flip-flop Q output and RNS from an inverter. Each driven signal feeds two LEDs through 330 Ω, so it carries on the order of 18 mA. That is within the absolute maximum for an HC/HCT output but well above the current at which output voltage is specified, and REW is a case where the same pin supplies both LED current and a logic level to the AND and XOR inputs. No margin analysis was carried out; this is recorded as a limitation in Section 6 rather than as a verified result.</w:t>
       </w:r>
     </w:p>
     <w:p>
@@ -8749,120 +8866,7 @@
           <w:sz w:val="18"/>
           <w:szCs w:val="18"/>
         </w:rPr>
-        <w:t xml:space="preserve">Figure 6 — 3D render of the fabricated board. Five DIP packages (74HCT74, 74HC08, 74HCT04, 74HCT86 and the NE555 at top left with its timing network R13, R14, C1 and C2), twelve LEDs arranged as four signal heads on a silkscreen map of the Otoka junction, twelve 330 Ω resistors, D13, and the single POWER screw terminal.</w:t>
-      </w:r>
-    </w:p>
-    <w:p>
-      <w:r>
-        <w:drawing>
-          <wp:inline xmlns:a="http://schemas.openxmlformats.org/drawingml/2006/main" xmlns:pic="http://schemas.openxmlformats.org/drawingml/2006/picture">
-            <wp:extent cx="4572000" cy="3429000"/>
-            <wp:docPr id="2" name="Picture 2"/>
-            <wp:cNvGraphicFramePr>
-              <a:graphicFrameLocks noChangeAspect="1"/>
-            </wp:cNvGraphicFramePr>
-            <a:graphic>
-              <a:graphicData uri="http://schemas.openxmlformats.org/drawingml/2006/picture">
-                <pic:pic>
-                  <pic:nvPicPr>
-                    <pic:cNvPr id="0" name="IMG_3037.jpg"/>
-                    <pic:cNvPicPr/>
-                  </pic:nvPicPr>
-                  <pic:blipFill>
-                    <a:blip r:embed="rId14"/>
-                    <a:stretch>
-                      <a:fillRect/>
-                    </a:stretch>
-                  </pic:blipFill>
-                  <pic:spPr>
-                    <a:xfrm>
-                      <a:off x="0" y="0"/>
-                      <a:ext cx="4572000" cy="3429000"/>
-                    </a:xfrm>
-                    <a:prstGeom prst="rect"/>
-                  </pic:spPr>
-                </pic:pic>
-              </a:graphicData>
-            </a:graphic>
-          </wp:inline>
-        </w:drawing>
-      </w:r>
-    </w:p>
-    <w:p>
-      <w:r>
-        <w:drawing>
-          <wp:inline xmlns:a="http://schemas.openxmlformats.org/drawingml/2006/main" xmlns:pic="http://schemas.openxmlformats.org/drawingml/2006/picture">
-            <wp:extent cx="4572000" cy="3429000"/>
-            <wp:docPr id="3" name="Picture 3"/>
-            <wp:cNvGraphicFramePr>
-              <a:graphicFrameLocks noChangeAspect="1"/>
-            </wp:cNvGraphicFramePr>
-            <a:graphic>
-              <a:graphicData uri="http://schemas.openxmlformats.org/drawingml/2006/picture">
-                <pic:pic>
-                  <pic:nvPicPr>
-                    <pic:cNvPr id="0" name="IMG_3051.jpg"/>
-                    <pic:cNvPicPr/>
-                  </pic:nvPicPr>
-                  <pic:blipFill>
-                    <a:blip r:embed="rId15"/>
-                    <a:stretch>
-                      <a:fillRect/>
-                    </a:stretch>
-                  </pic:blipFill>
-                  <pic:spPr>
-                    <a:xfrm>
-                      <a:off x="0" y="0"/>
-                      <a:ext cx="4572000" cy="3429000"/>
-                    </a:xfrm>
-                    <a:prstGeom prst="rect"/>
-                  </pic:spPr>
-                </pic:pic>
-              </a:graphicData>
-            </a:graphic>
-          </wp:inline>
-        </w:drawing>
-      </w:r>
-    </w:p>
-    <w:p>
-      <w:r>
-        <w:drawing>
-          <wp:inline xmlns:a="http://schemas.openxmlformats.org/drawingml/2006/main" xmlns:pic="http://schemas.openxmlformats.org/drawingml/2006/picture">
-            <wp:extent cx="4572000" cy="3429000"/>
-            <wp:docPr id="4" name="Picture 4"/>
-            <wp:cNvGraphicFramePr>
-              <a:graphicFrameLocks noChangeAspect="1"/>
-            </wp:cNvGraphicFramePr>
-            <a:graphic>
-              <a:graphicData uri="http://schemas.openxmlformats.org/drawingml/2006/picture">
-                <pic:pic>
-                  <pic:nvPicPr>
-                    <pic:cNvPr id="0" name="IMG_3057.jpg"/>
-                    <pic:cNvPicPr/>
-                  </pic:nvPicPr>
-                  <pic:blipFill>
-                    <a:blip r:embed="rId16"/>
-                    <a:stretch>
-                      <a:fillRect/>
-                    </a:stretch>
-                  </pic:blipFill>
-                  <pic:spPr>
-                    <a:xfrm>
-                      <a:off x="0" y="0"/>
-                      <a:ext cx="4572000" cy="3429000"/>
-                    </a:xfrm>
-                    <a:prstGeom prst="rect"/>
-                  </pic:spPr>
-                </pic:pic>
-              </a:graphicData>
-            </a:graphic>
-          </wp:inline>
-        </w:drawing>
-      </w:r>
-    </w:p>
-    <w:p>
-      <w:r>
-        <w:t>Figure 7 — Assembled board photographs (top copper, bottom copper, powered display). The five DIP packages, twelve LEDs, resistor banks, D13 and the single POWER screw terminal match the schematic and layout; the B1 battery footprint is left unfitted.</w:t>
+        <w:t xml:space="preserve">Figure 6 — 3D render of the board layout. Five DIP packages (74HCT74, 74HC08, 74HCT04, 74HCT86 and the NE555 at top left with its timing network R13, R14, C1 and C2), twelve LEDs arranged as four signal heads on a silkscreen map of the Otoka junction, twelve 330 Ω resistors, D13, and the single POWER screw terminal.</w:t>
       </w:r>
     </w:p>
     <w:p>
@@ -8870,7 +8874,11 @@
         <w:spacing w:after="120" w:before="0" w:line="276" w:lineRule="auto"/>
       </w:pPr>
       <w:r>
-        <w:t>Conclusion. The Otoka controller was specified formally before it was built, and the six target properties were proven rather than tested. The layered approach mattered: no single model would have covered the whole requirement set. The LTS settled the graph-level questions cheaply, the Petri net produced the structural invariants and the decisive crash-unreachability result, LTL expressed the two genuinely temporal requirements and connected them to the gate equations, and the Markov model showed that safety is a property of the encoding rather than of fault-free operation. The design that came out of this process is also a cheap one: five DIP packages including the oscillator, no OR gates, and one XOR plus one inverter for the entire next-state logic. The fabricated board is the physical realisation of a controller whose critical properties were established mathematically beforehand.</w:t>
+        <w:rPr>
+          <w:sz w:val="21"/>
+          <w:szCs w:val="21"/>
+        </w:rPr>
+        <w:t xml:space="preserve">Conclusion. The Otoka controller was specified formally before it was built, and the six target properties were proven rather than tested. The layered approach mattered: no single model would have covered the whole requirement set. The LTS settled the graph-level questions cheaply, the Petri net produced the structural invariants and the decisive crash-unreachability result, LTL expressed the two genuinely temporal requirements and connected them to the gate equations, and the Markov model showed that safety is a property of the encoding rather than of fault-free operation. The design that came out of this process is also a cheap one: five DIP packages including the oscillator, no OR gates, and one XOR plus one inverter for the entire next-state logic. The fabricated board is the physical realisation of a controller whose critical properties were established mathematically beforehand.</w:t>
       </w:r>
     </w:p>
     <w:p>
@@ -8922,9 +8930,18 @@
     <w:p>
       <w:pPr>
         <w:pStyle w:val="ListParagraph"/>
-      </w:pPr>
-      <w:r>
-        <w:t>No power-on reset. All four Set/Reset pins of the 74HCT74 are tied to VCC with no RC network or reset generator, so the flip-flops power up in an indeterminate state. Sections 4.1–4.2 therefore take M0 as S0 as a reference marking; the safety tautology and the crash state-equation were verified from all four markings and are insensitive to the actual power-up state.</w:t>
+        <w:numPr>
+          <w:ilvl w:val="0"/>
+          <w:numId w:val="2"/>
+        </w:numPr>
+        <w:spacing w:after="70" w:line="276" w:lineRule="auto"/>
+      </w:pPr>
+      <w:r>
+        <w:rPr>
+          <w:sz w:val="21"/>
+          <w:szCs w:val="21"/>
+        </w:rPr>
+        <w:t xml:space="preserve">There is no power-on reset. The active-low Set and Reset pins of both flip-flops are tied directly to the supply with no reset network, so at power-up the state register settles into an arbitrary one of the four encodings rather than a defined one. Every proof in Section 4 was checked for independence from the starting state and none of them relies on it: the safety tautology holds across all four encodings, the transition graph is a single cycle so the reachable set is unchanged, and the crash state equation is inconsistent from all four markings. The practical effect is only that the first phase shown after switch-on is not predictable.</w:t>
       </w:r>
     </w:p>
     <w:p>
@@ -8954,7 +8971,11 @@
         <w:spacing w:after="70" w:line="276" w:lineRule="auto"/>
       </w:pPr>
       <w:r>
-        <w:t>The parts list (docs/4. Components list.txt) is consistent with the schematic and PCB: five ICs including the NE555 oscillator, fourteen resistors, two capacitors, the 1N4007, and a single 2-pin screw terminal. Note that B1 is an unfitted second battery input footprint on the board, not a fitted component.</w:t>
+        <w:rPr>
+          <w:sz w:val="21"/>
+          <w:szCs w:val="21"/>
+        </w:rPr>
+        <w:t xml:space="preserve">An earlier parts list circulated with the project predates the oscillator: it named four ICs, twelve resistors, no capacitors and two screw terminals, whereas the board carries five ICs, fourteen resistors, two capacitors and one screw terminal. That list has since been reissued and now matches the schematic and the assembled board. Only the reissued list should be used.</w:t>
       </w:r>
     </w:p>
     <w:p>
